--- a/knowledge commons/Aruvi_Competency_Mapping_Constitutions_V1.1.docx
+++ b/knowledge commons/Aruvi_Competency_Mapping_Constitutions_V1.1.docx
@@ -67,12 +67,6 @@
         <w:gridCol w:w="9360"/>
       </w:tblGrid>
       <w:tr>
-        <w:tblPrEx>
-          <w:tblCellMar>
-            <w:top w:w="0" w:type="dxa"/>
-            <w:bottom w:w="0" w:type="dxa"/>
-          </w:tblCellMar>
-        </w:tblPrEx>
         <w:tc>
           <w:tcPr>
             <w:tcW w:w="9360" w:type="dxa"/>
@@ -185,12 +179,6 @@
         <w:gridCol w:w="7160"/>
       </w:tblGrid>
       <w:tr>
-        <w:tblPrEx>
-          <w:tblCellMar>
-            <w:top w:w="0" w:type="dxa"/>
-            <w:bottom w:w="0" w:type="dxa"/>
-          </w:tblCellMar>
-        </w:tblPrEx>
         <w:tc>
           <w:tcPr>
             <w:tcW w:w="2200" w:type="dxa"/>
@@ -251,12 +239,6 @@
         </w:tc>
       </w:tr>
       <w:tr>
-        <w:tblPrEx>
-          <w:tblCellMar>
-            <w:top w:w="0" w:type="dxa"/>
-            <w:bottom w:w="0" w:type="dxa"/>
-          </w:tblCellMar>
-        </w:tblPrEx>
         <w:tc>
           <w:tcPr>
             <w:tcW w:w="2200" w:type="dxa"/>
@@ -317,12 +299,6 @@
         </w:tc>
       </w:tr>
       <w:tr>
-        <w:tblPrEx>
-          <w:tblCellMar>
-            <w:top w:w="0" w:type="dxa"/>
-            <w:bottom w:w="0" w:type="dxa"/>
-          </w:tblCellMar>
-        </w:tblPrEx>
         <w:tc>
           <w:tcPr>
             <w:tcW w:w="2200" w:type="dxa"/>
@@ -383,12 +359,6 @@
         </w:tc>
       </w:tr>
       <w:tr>
-        <w:tblPrEx>
-          <w:tblCellMar>
-            <w:top w:w="0" w:type="dxa"/>
-            <w:bottom w:w="0" w:type="dxa"/>
-          </w:tblCellMar>
-        </w:tblPrEx>
         <w:tc>
           <w:tcPr>
             <w:tcW w:w="2200" w:type="dxa"/>
@@ -449,12 +419,6 @@
         </w:tc>
       </w:tr>
       <w:tr>
-        <w:tblPrEx>
-          <w:tblCellMar>
-            <w:top w:w="0" w:type="dxa"/>
-            <w:bottom w:w="0" w:type="dxa"/>
-          </w:tblCellMar>
-        </w:tblPrEx>
         <w:tc>
           <w:tcPr>
             <w:tcW w:w="2200" w:type="dxa"/>
@@ -762,12 +726,6 @@
         <w:gridCol w:w="3768"/>
       </w:tblGrid>
       <w:tr>
-        <w:tblPrEx>
-          <w:tblCellMar>
-            <w:top w:w="0" w:type="dxa"/>
-            <w:bottom w:w="0" w:type="dxa"/>
-          </w:tblCellMar>
-        </w:tblPrEx>
         <w:tc>
           <w:tcPr>
             <w:tcW w:w="0" w:type="auto"/>
@@ -953,12 +911,6 @@
         <w:gridCol w:w="8760"/>
       </w:tblGrid>
       <w:tr>
-        <w:tblPrEx>
-          <w:tblCellMar>
-            <w:top w:w="0" w:type="dxa"/>
-            <w:bottom w:w="0" w:type="dxa"/>
-          </w:tblCellMar>
-        </w:tblPrEx>
         <w:tc>
           <w:tcPr>
             <w:tcW w:w="600" w:type="dxa"/>
@@ -1016,29 +968,17 @@
             </w:pPr>
             <w:r>
               <w:rPr>
-                <w:rFonts w:cs="Arial"/>
-              </w:rPr>
-              <w:t>The system MUST execute the following primary inquiry upon the chapter's content and structure prior to consulting any framework document: '</w:t>
-            </w:r>
-            <w:r>
-              <w:t xml:space="preserve"> </w:t>
-            </w:r>
-            <w:r>
-              <w:t>what cognitive transformation does this chapter's content inherently require to be understood and applied?</w:t>
-            </w:r>
-            <w:r>
-              <w:t>’</w:t>
+                <w:rStyle w:val="Strong"/>
+              </w:rPr>
+              <w:t>Rule 1.</w:t>
+            </w:r>
+            <w:r>
+              <w:t xml:space="preserve"> The system MUST execute the following primary inquiry upon the chapter's content and structure prior to consulting any framework document: "What cognitive transformation does this chapter's content inherently require to be understood and applied?" Rule 1 determines candidacy only — it establishes which competencies are genuinely present in the chapter. It does not determine weight. Weight is determined solely by the architectural tests in Rules 3–6.</w:t>
             </w:r>
           </w:p>
         </w:tc>
       </w:tr>
       <w:tr>
-        <w:tblPrEx>
-          <w:tblCellMar>
-            <w:top w:w="0" w:type="dxa"/>
-            <w:bottom w:w="0" w:type="dxa"/>
-          </w:tblCellMar>
-        </w:tblPrEx>
         <w:tc>
           <w:tcPr>
             <w:tcW w:w="600" w:type="dxa"/>
@@ -1096,20 +1036,17 @@
             </w:pPr>
             <w:r>
               <w:rPr>
-                <w:rFonts w:cs="Arial"/>
-              </w:rPr>
-              <w:t>The system SHALL map the identified chapter purpose to a C-code by verifying a structural match, defined as the precise alignment between the cognitive action demanded by the chapter's structural exercises and the specific analytical verb and object defined in the Social Sciences C-code.</w:t>
+                <w:rStyle w:val="Strong"/>
+              </w:rPr>
+              <w:t>Rule 2.</w:t>
+            </w:r>
+            <w:r>
+              <w:t xml:space="preserve"> Before applying any weight test, the system MUST identify the architectural container of the content evidence — the named section, subsection, or activity block within which the supporting content sits. The weight test is applied to that container, not to the content element within it.</w:t>
             </w:r>
           </w:p>
         </w:tc>
       </w:tr>
       <w:tr>
-        <w:tblPrEx>
-          <w:tblCellMar>
-            <w:top w:w="0" w:type="dxa"/>
-            <w:bottom w:w="0" w:type="dxa"/>
-          </w:tblCellMar>
-        </w:tblPrEx>
         <w:tc>
           <w:tcPr>
             <w:tcW w:w="600" w:type="dxa"/>
@@ -1175,12 +1112,6 @@
         </w:tc>
       </w:tr>
       <w:tr>
-        <w:tblPrEx>
-          <w:tblCellMar>
-            <w:top w:w="0" w:type="dxa"/>
-            <w:bottom w:w="0" w:type="dxa"/>
-          </w:tblCellMar>
-        </w:tblPrEx>
         <w:tc>
           <w:tcPr>
             <w:tcW w:w="600" w:type="dxa"/>
@@ -1246,12 +1177,6 @@
         </w:tc>
       </w:tr>
       <w:tr>
-        <w:tblPrEx>
-          <w:tblCellMar>
-            <w:top w:w="0" w:type="dxa"/>
-            <w:bottom w:w="0" w:type="dxa"/>
-          </w:tblCellMar>
-        </w:tblPrEx>
         <w:tc>
           <w:tcPr>
             <w:tcW w:w="600" w:type="dxa"/>
@@ -1317,12 +1242,6 @@
         </w:tc>
       </w:tr>
       <w:tr>
-        <w:tblPrEx>
-          <w:tblCellMar>
-            <w:top w:w="0" w:type="dxa"/>
-            <w:bottom w:w="0" w:type="dxa"/>
-          </w:tblCellMar>
-        </w:tblPrEx>
         <w:tc>
           <w:tcPr>
             <w:tcW w:w="600" w:type="dxa"/>
@@ -1388,12 +1307,6 @@
         </w:tc>
       </w:tr>
       <w:tr>
-        <w:tblPrEx>
-          <w:tblCellMar>
-            <w:top w:w="0" w:type="dxa"/>
-            <w:bottom w:w="0" w:type="dxa"/>
-          </w:tblCellMar>
-        </w:tblPrEx>
         <w:tc>
           <w:tcPr>
             <w:tcW w:w="600" w:type="dxa"/>
@@ -1459,12 +1372,6 @@
         </w:tc>
       </w:tr>
       <w:tr>
-        <w:tblPrEx>
-          <w:tblCellMar>
-            <w:top w:w="0" w:type="dxa"/>
-            <w:bottom w:w="0" w:type="dxa"/>
-          </w:tblCellMar>
-        </w:tblPrEx>
         <w:tc>
           <w:tcPr>
             <w:tcW w:w="600" w:type="dxa"/>
@@ -1524,18 +1431,19 @@
               <w:rPr>
                 <w:rFonts w:cs="Arial"/>
               </w:rPr>
-              <w:t>When a chapter spans multiple Social Sciences sub-disciplines (History, Geography, Political Science, Economics), the system MUST identify the sub-discipline governing the chapter's PRIMARY structural activity -- determined by which sub-discipline the chapter's exercises, questions, and activities most frequently demand -- and restrict Weight 3 to C-codes within that sub-discipline's CG cluster. C-codes from other sub-disciplines MAY receive Weight 2 or Weight 1 but SHALL NOT receive Weight 3 unless the chapter's primary structural activity explicitly crosses sub-discipline boundaries.</w:t>
+              <w:t xml:space="preserve">When a chapter spans multiple Social Sciences sub-disciplines (History, Geography, Political Science, Economics), the system MUST identify the sub-discipline governing the chapter's PRIMARY structural activity -- determined by which sub-discipline the chapter's exercises, questions, and activities most frequently demand -- and restrict Weight 3 to C-codes within that sub-discipline's CG cluster. C-codes from other sub-disciplines MAY </w:t>
+            </w:r>
+            <w:r>
+              <w:rPr>
+                <w:rFonts w:cs="Arial"/>
+              </w:rPr>
+              <w:lastRenderedPageBreak/>
+              <w:t>receive Weight 2 or Weight 1 but SHALL NOT receive Weight 3 unless the chapter's primary structural activity explicitly crosses sub-discipline boundaries.</w:t>
             </w:r>
           </w:p>
         </w:tc>
       </w:tr>
       <w:tr>
-        <w:tblPrEx>
-          <w:tblCellMar>
-            <w:top w:w="0" w:type="dxa"/>
-            <w:bottom w:w="0" w:type="dxa"/>
-          </w:tblCellMar>
-        </w:tblPrEx>
         <w:tc>
           <w:tcPr>
             <w:tcW w:w="600" w:type="dxa"/>
@@ -1602,12 +1510,6 @@
         </w:tc>
       </w:tr>
       <w:tr>
-        <w:tblPrEx>
-          <w:tblCellMar>
-            <w:top w:w="0" w:type="dxa"/>
-            <w:bottom w:w="0" w:type="dxa"/>
-          </w:tblCellMar>
-        </w:tblPrEx>
         <w:tc>
           <w:tcPr>
             <w:tcW w:w="600" w:type="dxa"/>
@@ -1748,12 +1650,6 @@
         <w:gridCol w:w="3383"/>
       </w:tblGrid>
       <w:tr>
-        <w:tblPrEx>
-          <w:tblCellMar>
-            <w:top w:w="0" w:type="dxa"/>
-            <w:bottom w:w="0" w:type="dxa"/>
-          </w:tblCellMar>
-        </w:tblPrEx>
         <w:tc>
           <w:tcPr>
             <w:tcW w:w="0" w:type="auto"/>
@@ -1939,12 +1835,6 @@
         <w:gridCol w:w="8760"/>
       </w:tblGrid>
       <w:tr>
-        <w:tblPrEx>
-          <w:tblCellMar>
-            <w:top w:w="0" w:type="dxa"/>
-            <w:bottom w:w="0" w:type="dxa"/>
-          </w:tblCellMar>
-        </w:tblPrEx>
         <w:tc>
           <w:tcPr>
             <w:tcW w:w="600" w:type="dxa"/>
@@ -2010,12 +1900,6 @@
         </w:tc>
       </w:tr>
       <w:tr>
-        <w:tblPrEx>
-          <w:tblCellMar>
-            <w:top w:w="0" w:type="dxa"/>
-            <w:bottom w:w="0" w:type="dxa"/>
-          </w:tblCellMar>
-        </w:tblPrEx>
         <w:tc>
           <w:tcPr>
             <w:tcW w:w="600" w:type="dxa"/>
@@ -2081,12 +1965,6 @@
         </w:tc>
       </w:tr>
       <w:tr>
-        <w:tblPrEx>
-          <w:tblCellMar>
-            <w:top w:w="0" w:type="dxa"/>
-            <w:bottom w:w="0" w:type="dxa"/>
-          </w:tblCellMar>
-        </w:tblPrEx>
         <w:tc>
           <w:tcPr>
             <w:tcW w:w="600" w:type="dxa"/>
@@ -2152,12 +2030,6 @@
         </w:tc>
       </w:tr>
       <w:tr>
-        <w:tblPrEx>
-          <w:tblCellMar>
-            <w:top w:w="0" w:type="dxa"/>
-            <w:bottom w:w="0" w:type="dxa"/>
-          </w:tblCellMar>
-        </w:tblPrEx>
         <w:tc>
           <w:tcPr>
             <w:tcW w:w="600" w:type="dxa"/>
@@ -2223,12 +2095,6 @@
         </w:tc>
       </w:tr>
       <w:tr>
-        <w:tblPrEx>
-          <w:tblCellMar>
-            <w:top w:w="0" w:type="dxa"/>
-            <w:bottom w:w="0" w:type="dxa"/>
-          </w:tblCellMar>
-        </w:tblPrEx>
         <w:tc>
           <w:tcPr>
             <w:tcW w:w="600" w:type="dxa"/>
@@ -2294,12 +2160,6 @@
         </w:tc>
       </w:tr>
       <w:tr>
-        <w:tblPrEx>
-          <w:tblCellMar>
-            <w:top w:w="0" w:type="dxa"/>
-            <w:bottom w:w="0" w:type="dxa"/>
-          </w:tblCellMar>
-        </w:tblPrEx>
         <w:tc>
           <w:tcPr>
             <w:tcW w:w="600" w:type="dxa"/>
@@ -2365,12 +2225,6 @@
         </w:tc>
       </w:tr>
       <w:tr>
-        <w:tblPrEx>
-          <w:tblCellMar>
-            <w:top w:w="0" w:type="dxa"/>
-            <w:bottom w:w="0" w:type="dxa"/>
-          </w:tblCellMar>
-        </w:tblPrEx>
         <w:tc>
           <w:tcPr>
             <w:tcW w:w="600" w:type="dxa"/>
@@ -2436,12 +2290,6 @@
         </w:tc>
       </w:tr>
       <w:tr>
-        <w:tblPrEx>
-          <w:tblCellMar>
-            <w:top w:w="0" w:type="dxa"/>
-            <w:bottom w:w="0" w:type="dxa"/>
-          </w:tblCellMar>
-        </w:tblPrEx>
         <w:tc>
           <w:tcPr>
             <w:tcW w:w="600" w:type="dxa"/>
@@ -2507,12 +2355,6 @@
         </w:tc>
       </w:tr>
       <w:tr>
-        <w:tblPrEx>
-          <w:tblCellMar>
-            <w:top w:w="0" w:type="dxa"/>
-            <w:bottom w:w="0" w:type="dxa"/>
-          </w:tblCellMar>
-        </w:tblPrEx>
         <w:tc>
           <w:tcPr>
             <w:tcW w:w="600" w:type="dxa"/>
@@ -2585,12 +2427,6 @@
         </w:tc>
       </w:tr>
       <w:tr>
-        <w:tblPrEx>
-          <w:tblCellMar>
-            <w:top w:w="0" w:type="dxa"/>
-            <w:bottom w:w="0" w:type="dxa"/>
-          </w:tblCellMar>
-        </w:tblPrEx>
         <w:tc>
           <w:tcPr>
             <w:tcW w:w="600" w:type="dxa"/>
@@ -2657,12 +2493,6 @@
         </w:tc>
       </w:tr>
       <w:tr>
-        <w:tblPrEx>
-          <w:tblCellMar>
-            <w:top w:w="0" w:type="dxa"/>
-            <w:bottom w:w="0" w:type="dxa"/>
-          </w:tblCellMar>
-        </w:tblPrEx>
         <w:tc>
           <w:tcPr>
             <w:tcW w:w="600" w:type="dxa"/>
@@ -2803,12 +2633,6 @@
         <w:gridCol w:w="3565"/>
       </w:tblGrid>
       <w:tr>
-        <w:tblPrEx>
-          <w:tblCellMar>
-            <w:top w:w="0" w:type="dxa"/>
-            <w:bottom w:w="0" w:type="dxa"/>
-          </w:tblCellMar>
-        </w:tblPrEx>
         <w:tc>
           <w:tcPr>
             <w:tcW w:w="0" w:type="auto"/>
@@ -2994,12 +2818,6 @@
         <w:gridCol w:w="8760"/>
       </w:tblGrid>
       <w:tr>
-        <w:tblPrEx>
-          <w:tblCellMar>
-            <w:top w:w="0" w:type="dxa"/>
-            <w:bottom w:w="0" w:type="dxa"/>
-          </w:tblCellMar>
-        </w:tblPrEx>
         <w:tc>
           <w:tcPr>
             <w:tcW w:w="600" w:type="dxa"/>
@@ -3065,12 +2883,6 @@
         </w:tc>
       </w:tr>
       <w:tr>
-        <w:tblPrEx>
-          <w:tblCellMar>
-            <w:top w:w="0" w:type="dxa"/>
-            <w:bottom w:w="0" w:type="dxa"/>
-          </w:tblCellMar>
-        </w:tblPrEx>
         <w:tc>
           <w:tcPr>
             <w:tcW w:w="600" w:type="dxa"/>
@@ -3136,12 +2948,6 @@
         </w:tc>
       </w:tr>
       <w:tr>
-        <w:tblPrEx>
-          <w:tblCellMar>
-            <w:top w:w="0" w:type="dxa"/>
-            <w:bottom w:w="0" w:type="dxa"/>
-          </w:tblCellMar>
-        </w:tblPrEx>
         <w:tc>
           <w:tcPr>
             <w:tcW w:w="600" w:type="dxa"/>
@@ -3207,12 +3013,6 @@
         </w:tc>
       </w:tr>
       <w:tr>
-        <w:tblPrEx>
-          <w:tblCellMar>
-            <w:top w:w="0" w:type="dxa"/>
-            <w:bottom w:w="0" w:type="dxa"/>
-          </w:tblCellMar>
-        </w:tblPrEx>
         <w:tc>
           <w:tcPr>
             <w:tcW w:w="600" w:type="dxa"/>
@@ -3278,12 +3078,6 @@
         </w:tc>
       </w:tr>
       <w:tr>
-        <w:tblPrEx>
-          <w:tblCellMar>
-            <w:top w:w="0" w:type="dxa"/>
-            <w:bottom w:w="0" w:type="dxa"/>
-          </w:tblCellMar>
-        </w:tblPrEx>
         <w:tc>
           <w:tcPr>
             <w:tcW w:w="600" w:type="dxa"/>
@@ -3356,12 +3150,6 @@
         </w:tc>
       </w:tr>
       <w:tr>
-        <w:tblPrEx>
-          <w:tblCellMar>
-            <w:top w:w="0" w:type="dxa"/>
-            <w:bottom w:w="0" w:type="dxa"/>
-          </w:tblCellMar>
-        </w:tblPrEx>
         <w:tc>
           <w:tcPr>
             <w:tcW w:w="600" w:type="dxa"/>
@@ -3503,12 +3291,6 @@
         <w:gridCol w:w="3286"/>
       </w:tblGrid>
       <w:tr>
-        <w:tblPrEx>
-          <w:tblCellMar>
-            <w:top w:w="0" w:type="dxa"/>
-            <w:bottom w:w="0" w:type="dxa"/>
-          </w:tblCellMar>
-        </w:tblPrEx>
         <w:tc>
           <w:tcPr>
             <w:tcW w:w="0" w:type="auto"/>
@@ -3694,12 +3476,6 @@
         <w:gridCol w:w="8760"/>
       </w:tblGrid>
       <w:tr>
-        <w:tblPrEx>
-          <w:tblCellMar>
-            <w:top w:w="0" w:type="dxa"/>
-            <w:bottom w:w="0" w:type="dxa"/>
-          </w:tblCellMar>
-        </w:tblPrEx>
         <w:tc>
           <w:tcPr>
             <w:tcW w:w="600" w:type="dxa"/>
@@ -3765,12 +3541,6 @@
         </w:tc>
       </w:tr>
       <w:tr>
-        <w:tblPrEx>
-          <w:tblCellMar>
-            <w:top w:w="0" w:type="dxa"/>
-            <w:bottom w:w="0" w:type="dxa"/>
-          </w:tblCellMar>
-        </w:tblPrEx>
         <w:tc>
           <w:tcPr>
             <w:tcW w:w="600" w:type="dxa"/>
@@ -3836,12 +3606,6 @@
         </w:tc>
       </w:tr>
       <w:tr>
-        <w:tblPrEx>
-          <w:tblCellMar>
-            <w:top w:w="0" w:type="dxa"/>
-            <w:bottom w:w="0" w:type="dxa"/>
-          </w:tblCellMar>
-        </w:tblPrEx>
         <w:tc>
           <w:tcPr>
             <w:tcW w:w="600" w:type="dxa"/>
@@ -3907,12 +3671,6 @@
         </w:tc>
       </w:tr>
       <w:tr>
-        <w:tblPrEx>
-          <w:tblCellMar>
-            <w:top w:w="0" w:type="dxa"/>
-            <w:bottom w:w="0" w:type="dxa"/>
-          </w:tblCellMar>
-        </w:tblPrEx>
         <w:tc>
           <w:tcPr>
             <w:tcW w:w="600" w:type="dxa"/>
@@ -3978,12 +3736,6 @@
         </w:tc>
       </w:tr>
       <w:tr>
-        <w:tblPrEx>
-          <w:tblCellMar>
-            <w:top w:w="0" w:type="dxa"/>
-            <w:bottom w:w="0" w:type="dxa"/>
-          </w:tblCellMar>
-        </w:tblPrEx>
         <w:tc>
           <w:tcPr>
             <w:tcW w:w="600" w:type="dxa"/>
@@ -4050,12 +3802,6 @@
         </w:tc>
       </w:tr>
       <w:tr>
-        <w:tblPrEx>
-          <w:tblCellMar>
-            <w:top w:w="0" w:type="dxa"/>
-            <w:bottom w:w="0" w:type="dxa"/>
-          </w:tblCellMar>
-        </w:tblPrEx>
         <w:tc>
           <w:tcPr>
             <w:tcW w:w="600" w:type="dxa"/>
@@ -4121,12 +3867,6 @@
         </w:tc>
       </w:tr>
       <w:tr>
-        <w:tblPrEx>
-          <w:tblCellMar>
-            <w:top w:w="0" w:type="dxa"/>
-            <w:bottom w:w="0" w:type="dxa"/>
-          </w:tblCellMar>
-        </w:tblPrEx>
         <w:tc>
           <w:tcPr>
             <w:tcW w:w="600" w:type="dxa"/>
@@ -4231,12 +3971,6 @@
         <w:gridCol w:w="9360"/>
       </w:tblGrid>
       <w:tr>
-        <w:tblPrEx>
-          <w:tblCellMar>
-            <w:top w:w="0" w:type="dxa"/>
-            <w:bottom w:w="0" w:type="dxa"/>
-          </w:tblCellMar>
-        </w:tblPrEx>
         <w:tc>
           <w:tcPr>
             <w:tcW w:w="9360" w:type="dxa"/>
@@ -4971,6 +4705,17 @@
       <w:szCs w:val="20"/>
     </w:rPr>
   </w:style>
+  <w:style w:type="character" w:styleId="Strong">
+    <w:name w:val="Strong"/>
+    <w:basedOn w:val="DefaultParagraphFont"/>
+    <w:uiPriority w:val="22"/>
+    <w:qFormat/>
+    <w:rsid w:val="00C65403"/>
+    <w:rPr>
+      <w:b/>
+      <w:bCs/>
+    </w:rPr>
+  </w:style>
 </w:styles>
 </file>
 

--- a/knowledge commons/Aruvi_Competency_Mapping_Constitutions_V1.1.docx
+++ b/knowledge commons/Aruvi_Competency_Mapping_Constitutions_V1.1.docx
@@ -973,7 +973,16 @@
               <w:t>Rule 1.</w:t>
             </w:r>
             <w:r>
-              <w:t xml:space="preserve"> The system MUST execute the following primary inquiry upon the chapter's content and structure prior to consulting any framework document: "What cognitive transformation does this chapter's content inherently require to be understood and applied?" Rule 1 determines candidacy only — it establishes which competencies are genuinely present in the chapter. It does not determine weight. Weight is determined solely by the architectural tests in Rules 3–6.</w:t>
+              <w:t xml:space="preserve"> </w:t>
+            </w:r>
+            <w:r>
+              <w:rPr>
+                <w:rStyle w:val="Strong"/>
+              </w:rPr>
+              <w:t>Pass 1: Transformation Inventory (C-code-blind).</w:t>
+            </w:r>
+            <w:r>
+              <w:t xml:space="preserve"> Before consulting the CG document or any framework document, the system MUST read the chapter summary section by section and produce an explicit transformation inventory. For each named section and subsection in the summary, the system states: what cognitive operation does this section require the student to perform, and on what content object? Each statement is anchored to its named section. The inventory is complete when every named section has been addressed. No C-codes are consulted, inferred, or pattern-matched during Pass 1. The CG document is prohibited until the inventory is complete.</w:t>
             </w:r>
           </w:p>
         </w:tc>
@@ -1041,7 +1050,16 @@
               <w:t>Rule 2.</w:t>
             </w:r>
             <w:r>
-              <w:t xml:space="preserve"> Before applying any weight test, the system MUST identify the architectural container of the content evidence — the named section, subsection, or activity block within which the supporting content sits. The weight test is applied to that container, not to the content element within it.</w:t>
+              <w:t xml:space="preserve"> </w:t>
+            </w:r>
+            <w:r>
+              <w:rPr>
+                <w:rStyle w:val="Strong"/>
+              </w:rPr>
+              <w:t>Pass 2: Architectural Container and Matching.</w:t>
+            </w:r>
+            <w:r>
+              <w:t xml:space="preserve"> Pass 2 opens with the CG document. For each transformation statement in the inventory, the system MUST identify its architectural container — the named section, subsection, or activity block within which the supporting content sits — before attempting any C-code match. The weight test is applied to that container, not to the content element within it. When matching a transformation statement to a C-code, the system MUST read the full C-code definition and consider every distinct demand it contains. A transformation statement satisfies a C-code if the chapter's architecture addresses the demand that the statement directly corresponds to. Where a C-code contains more than one distinct demand, the system MUST verify each demand independently against the transformation inventory before accepting or rejecting the match.</w:t>
             </w:r>
           </w:p>
         </w:tc>
@@ -1103,10 +1121,7 @@
               <w:spacing w:before="40" w:after="40"/>
             </w:pPr>
             <w:r>
-              <w:rPr>
-                <w:rFonts w:cs="Arial"/>
-              </w:rPr>
-              <w:t>The system WILL reject any surface match reliant on shared vocabulary if the chapter's structural architecture does not compel the student to execute the specific analytical process defined by the corresponding C-code.</w:t>
+              <w:t>The system WILL reject any match where the only connection between a transformation statement and a C-code is shared vocabulary — the chapter's architecture must compel the student to execute the specific analytical process the C-code defines. This rejection applies to content-level vocabulary. It does not override a match that is confirmed by Pass 2's full C-code reading and architectural container identification.</w:t>
             </w:r>
           </w:p>
         </w:tc>
@@ -1234,9 +1249,12 @@
             </w:pPr>
             <w:r>
               <w:rPr>
-                <w:rFonts w:cs="Arial"/>
-              </w:rPr>
-              <w:t>The system MUST assign Weight 2 (Substantive) ONLY IF the chapter constructs dedicated, architecturally distinct sections or activity blocks to develop the competency -- sections that could stand alone as a learning unit -- while sharing its overarching structural framework with other substantive competencies.</w:t>
+                <w:rStyle w:val="Strong"/>
+              </w:rPr>
+              <w:t>Rule 5.</w:t>
+            </w:r>
+            <w:r>
+              <w:t xml:space="preserve"> The system MUST assign Weight 2 (Substantive) in either of the following two conditions: (a) the chapter constructs a dedicated, architecturally distinct named section or activity block to develop the competency — one that could stand alone as a learning unit; OR (b) the competency is developed substantively and deliberately across multiple named sections of the chapter, with the chapter's own organising logic making continuity of this competency evident across those sections, even without a dedicated section of its own. In both cases the competency must share the chapter's overarching structural framework with other substantive competencies.</w:t>
             </w:r>
           </w:p>
         </w:tc>
@@ -1301,7 +1319,14 @@
               <w:rPr>
                 <w:rFonts w:cs="Arial"/>
               </w:rPr>
-              <w:t>The system MUST assign Weight 1 (Present) ONLY IF both conditions are satisfied: the chapter includes at least one explicitly designated structural element -- a textbook exercise, guided question, or student task -- organised around this competency; AND that structural element does not constitute a dedicated section or architecturally distinct activity block. Weight 1 is assigned when the competency is genuinely taught through a single activity or question but is not sustained across a dedicated section.</w:t>
+              <w:t xml:space="preserve">The system MUST assign Weight 1 (Present) ONLY IF both conditions are satisfied: the chapter includes at least one explicitly designated structural element -- a textbook </w:t>
+            </w:r>
+            <w:r>
+              <w:rPr>
+                <w:rFonts w:cs="Arial"/>
+              </w:rPr>
+              <w:lastRenderedPageBreak/>
+              <w:t>exercise, guided question, or student task -- organised around this competency; AND that structural element does not constitute a dedicated section or architecturally distinct activity block. Weight 1 is assigned when the competency is genuinely taught through a single activity or question but is not sustained across a dedicated section.</w:t>
             </w:r>
           </w:p>
         </w:tc>
@@ -1337,6 +1362,7 @@
                 <w:sz w:val="22"/>
                 <w:szCs w:val="22"/>
               </w:rPr>
+              <w:lastRenderedPageBreak/>
               <w:t>7</w:t>
             </w:r>
           </w:p>
@@ -1431,14 +1457,7 @@
               <w:rPr>
                 <w:rFonts w:cs="Arial"/>
               </w:rPr>
-              <w:t xml:space="preserve">When a chapter spans multiple Social Sciences sub-disciplines (History, Geography, Political Science, Economics), the system MUST identify the sub-discipline governing the chapter's PRIMARY structural activity -- determined by which sub-discipline the chapter's exercises, questions, and activities most frequently demand -- and restrict Weight 3 to C-codes within that sub-discipline's CG cluster. C-codes from other sub-disciplines MAY </w:t>
-            </w:r>
-            <w:r>
-              <w:rPr>
-                <w:rFonts w:cs="Arial"/>
-              </w:rPr>
-              <w:lastRenderedPageBreak/>
-              <w:t>receive Weight 2 or Weight 1 but SHALL NOT receive Weight 3 unless the chapter's primary structural activity explicitly crosses sub-discipline boundaries.</w:t>
+              <w:t>When a chapter spans multiple Social Sciences sub-disciplines (History, Geography, Political Science, Economics), the system MUST identify the sub-discipline governing the chapter's PRIMARY structural activity -- determined by which sub-discipline the chapter's exercises, questions, and activities most frequently demand -- and restrict Weight 3 to C-codes within that sub-discipline's CG cluster. C-codes from other sub-disciplines MAY receive Weight 2 or Weight 1 but SHALL NOT receive Weight 3 unless the chapter's primary structural activity explicitly crosses sub-discipline boundaries.</w:t>
             </w:r>
           </w:p>
         </w:tc>
@@ -1474,7 +1493,6 @@
                 <w:sz w:val="22"/>
                 <w:szCs w:val="22"/>
               </w:rPr>
-              <w:lastRenderedPageBreak/>
               <w:t>9</w:t>
             </w:r>
           </w:p>
@@ -1563,14 +1581,112 @@
           </w:tcPr>
           <w:p>
             <w:pPr>
+              <w:pStyle w:val="font-claude-response-body"/>
+            </w:pPr>
+            <w:r>
+              <w:rPr>
+                <w:rStyle w:val="Strong"/>
+              </w:rPr>
+              <w:t>Rule 10.</w:t>
+            </w:r>
+            <w:r>
+              <w:t xml:space="preserve"> The system MUST prohibit the following documents — they must not be referenced or consulted at any point during mapping:</w:t>
+            </w:r>
+          </w:p>
+          <w:p>
+            <w:pPr>
+              <w:pStyle w:val="whitespace-normal"/>
+              <w:numPr>
+                <w:ilvl w:val="0"/>
+                <w:numId w:val="2"/>
+              </w:numPr>
+            </w:pPr>
+            <w:r>
+              <w:rPr>
+                <w:rStyle w:val="Strong"/>
+              </w:rPr>
+              <w:t>Learning Outcomes</w:t>
+            </w:r>
+            <w:r>
+              <w:t xml:space="preserve"> — grade-bound milestones, not structural chapter-purpose determinants</w:t>
+            </w:r>
+          </w:p>
+          <w:p>
+            <w:pPr>
+              <w:pStyle w:val="whitespace-normal"/>
+              <w:numPr>
+                <w:ilvl w:val="0"/>
+                <w:numId w:val="2"/>
+              </w:numPr>
+            </w:pPr>
+            <w:r>
+              <w:rPr>
+                <w:rStyle w:val="Strong"/>
+              </w:rPr>
+              <w:t>Pedagogy documents</w:t>
+            </w:r>
+            <w:r>
+              <w:t xml:space="preserve"> — govern instructional execution, not competency identification</w:t>
+            </w:r>
+          </w:p>
+          <w:p>
+            <w:pPr>
+              <w:pStyle w:val="whitespace-normal"/>
+              <w:numPr>
+                <w:ilvl w:val="0"/>
+                <w:numId w:val="2"/>
+              </w:numPr>
+            </w:pPr>
+            <w:r>
+              <w:rPr>
+                <w:rStyle w:val="Strong"/>
+              </w:rPr>
+              <w:t>Syllabus documents</w:t>
+            </w:r>
+            <w:r>
+              <w:t xml:space="preserve"> — govern content scope and sequence, not cognitive transformation mapping</w:t>
+            </w:r>
+          </w:p>
+          <w:p>
+            <w:pPr>
+              <w:pStyle w:val="whitespace-normal"/>
+              <w:numPr>
+                <w:ilvl w:val="0"/>
+                <w:numId w:val="2"/>
+              </w:numPr>
+            </w:pPr>
+            <w:r>
+              <w:rPr>
+                <w:rStyle w:val="Strong"/>
+              </w:rPr>
+              <w:t>Assessment Framework documents</w:t>
+            </w:r>
+            <w:r>
+              <w:t xml:space="preserve"> — govern evaluation design, not foundational competency identification</w:t>
+            </w:r>
+          </w:p>
+          <w:p>
+            <w:pPr>
+              <w:pStyle w:val="whitespace-normal"/>
+              <w:numPr>
+                <w:ilvl w:val="0"/>
+                <w:numId w:val="2"/>
+              </w:numPr>
+            </w:pPr>
+            <w:r>
+              <w:rPr>
+                <w:rStyle w:val="Strong"/>
+              </w:rPr>
+              <w:t>Position Papers</w:t>
+            </w:r>
+            <w:r>
+              <w:t xml:space="preserve"> — foundational philosophy, not specific competency mapping</w:t>
+            </w:r>
+          </w:p>
+          <w:p>
+            <w:pPr>
               <w:spacing w:before="40" w:after="40"/>
             </w:pPr>
-            <w:r>
-              <w:rPr>
-                <w:rFonts w:cs="Arial"/>
-              </w:rPr>
-              <w:t>The system MUST prohibit Learning Outcomes -- they are grade-bound milestones, not structural chapter-purpose determinants. The system MUST prohibit Pedagogy documents -- they govern instructional execution, not competency identification. The system MUST prohibit Syllabus documents -- they govern content scope and sequence, not cognitive transformation mapping. The system MUST prohibit Assessment Framework documents -- they govern evaluation design, not foundational competency identification.</w:t>
-            </w:r>
           </w:p>
         </w:tc>
       </w:tr>
@@ -4035,6 +4151,155 @@
 <file path=word/numbering.xml><?xml version="1.0" encoding="utf-8"?>
 <w:numbering xmlns:wpc="http://schemas.microsoft.com/office/word/2010/wordprocessingCanvas" xmlns:cx="http://schemas.microsoft.com/office/drawing/2014/chartex" xmlns:cx1="http://schemas.microsoft.com/office/drawing/2015/9/8/chartex" xmlns:cx2="http://schemas.microsoft.com/office/drawing/2015/10/21/chartex" xmlns:cx3="http://schemas.microsoft.com/office/drawing/2016/5/9/chartex" xmlns:cx4="http://schemas.microsoft.com/office/drawing/2016/5/10/chartex" xmlns:cx5="http://schemas.microsoft.com/office/drawing/2016/5/11/chartex" xmlns:cx6="http://schemas.microsoft.com/office/drawing/2016/5/12/chartex" xmlns:cx7="http://schemas.microsoft.com/office/drawing/2016/5/13/chartex" xmlns:cx8="http://schemas.microsoft.com/office/drawing/2016/5/14/chartex" xmlns:mc="http://schemas.openxmlformats.org/markup-compatibility/2006" xmlns:aink="http://schemas.microsoft.com/office/drawing/2016/ink" xmlns:am3d="http://schemas.microsoft.com/office/drawing/2017/model3d" xmlns:o="urn:schemas-microsoft-com:office:office" xmlns:oel="http://schemas.microsoft.com/office/2019/extlst" xmlns:r="http://schemas.openxmlformats.org/officeDocument/2006/relationships" xmlns:m="http://schemas.openxmlformats.org/officeDocument/2006/math" xmlns:v="urn:schemas-microsoft-com:vml" xmlns:wp14="http://schemas.microsoft.com/office/word/2010/wordprocessingDrawing" xmlns:wp="http://schemas.openxmlformats.org/drawingml/2006/wordprocessingDrawing" xmlns:w10="urn:schemas-microsoft-com:office:word" xmlns:w="http://schemas.openxmlformats.org/wordprocessingml/2006/main" xmlns:w14="http://schemas.microsoft.com/office/word/2010/wordml" xmlns:w15="http://schemas.microsoft.com/office/word/2012/wordml" xmlns:w16cex="http://schemas.microsoft.com/office/word/2018/wordml/cex" xmlns:w16cid="http://schemas.microsoft.com/office/word/2016/wordml/cid" xmlns:w16="http://schemas.microsoft.com/office/word/2018/wordml" xmlns:w16du="http://schemas.microsoft.com/office/word/2023/wordml/word16du" xmlns:w16sdtdh="http://schemas.microsoft.com/office/word/2020/wordml/sdtdatahash" xmlns:w16sdtfl="http://schemas.microsoft.com/office/word/2024/wordml/sdtformatlock" xmlns:w16se="http://schemas.microsoft.com/office/word/2015/wordml/symex" xmlns:wpg="http://schemas.microsoft.com/office/word/2010/wordprocessingGroup" xmlns:wpi="http://schemas.microsoft.com/office/word/2010/wordprocessingInk" xmlns:wne="http://schemas.microsoft.com/office/word/2006/wordml" xmlns:wps="http://schemas.microsoft.com/office/word/2010/wordprocessingShape" mc:Ignorable="w14 w15 w16se w16cid w16 w16cex w16sdtdh w16sdtfl w16du wp14">
   <w:abstractNum w:abstractNumId="0" w15:restartNumberingAfterBreak="0">
+    <w:nsid w:val="490223A5"/>
+    <w:multiLevelType w:val="multilevel"/>
+    <w:tmpl w:val="40B26EDA"/>
+    <w:lvl w:ilvl="0">
+      <w:start w:val="1"/>
+      <w:numFmt w:val="bullet"/>
+      <w:lvlText w:val=""/>
+      <w:lvlJc w:val="left"/>
+      <w:pPr>
+        <w:tabs>
+          <w:tab w:val="num" w:pos="720"/>
+        </w:tabs>
+        <w:ind w:left="720" w:hanging="360"/>
+      </w:pPr>
+      <w:rPr>
+        <w:rFonts w:ascii="Symbol" w:hAnsi="Symbol" w:hint="default"/>
+        <w:sz w:val="20"/>
+      </w:rPr>
+    </w:lvl>
+    <w:lvl w:ilvl="1" w:tentative="1">
+      <w:start w:val="1"/>
+      <w:numFmt w:val="bullet"/>
+      <w:lvlText w:val="o"/>
+      <w:lvlJc w:val="left"/>
+      <w:pPr>
+        <w:tabs>
+          <w:tab w:val="num" w:pos="1440"/>
+        </w:tabs>
+        <w:ind w:left="1440" w:hanging="360"/>
+      </w:pPr>
+      <w:rPr>
+        <w:rFonts w:ascii="Courier New" w:hAnsi="Courier New" w:hint="default"/>
+        <w:sz w:val="20"/>
+      </w:rPr>
+    </w:lvl>
+    <w:lvl w:ilvl="2" w:tentative="1">
+      <w:start w:val="1"/>
+      <w:numFmt w:val="bullet"/>
+      <w:lvlText w:val=""/>
+      <w:lvlJc w:val="left"/>
+      <w:pPr>
+        <w:tabs>
+          <w:tab w:val="num" w:pos="2160"/>
+        </w:tabs>
+        <w:ind w:left="2160" w:hanging="360"/>
+      </w:pPr>
+      <w:rPr>
+        <w:rFonts w:ascii="Wingdings" w:hAnsi="Wingdings" w:hint="default"/>
+        <w:sz w:val="20"/>
+      </w:rPr>
+    </w:lvl>
+    <w:lvl w:ilvl="3" w:tentative="1">
+      <w:start w:val="1"/>
+      <w:numFmt w:val="bullet"/>
+      <w:lvlText w:val=""/>
+      <w:lvlJc w:val="left"/>
+      <w:pPr>
+        <w:tabs>
+          <w:tab w:val="num" w:pos="2880"/>
+        </w:tabs>
+        <w:ind w:left="2880" w:hanging="360"/>
+      </w:pPr>
+      <w:rPr>
+        <w:rFonts w:ascii="Wingdings" w:hAnsi="Wingdings" w:hint="default"/>
+        <w:sz w:val="20"/>
+      </w:rPr>
+    </w:lvl>
+    <w:lvl w:ilvl="4" w:tentative="1">
+      <w:start w:val="1"/>
+      <w:numFmt w:val="bullet"/>
+      <w:lvlText w:val=""/>
+      <w:lvlJc w:val="left"/>
+      <w:pPr>
+        <w:tabs>
+          <w:tab w:val="num" w:pos="3600"/>
+        </w:tabs>
+        <w:ind w:left="3600" w:hanging="360"/>
+      </w:pPr>
+      <w:rPr>
+        <w:rFonts w:ascii="Wingdings" w:hAnsi="Wingdings" w:hint="default"/>
+        <w:sz w:val="20"/>
+      </w:rPr>
+    </w:lvl>
+    <w:lvl w:ilvl="5" w:tentative="1">
+      <w:start w:val="1"/>
+      <w:numFmt w:val="bullet"/>
+      <w:lvlText w:val=""/>
+      <w:lvlJc w:val="left"/>
+      <w:pPr>
+        <w:tabs>
+          <w:tab w:val="num" w:pos="4320"/>
+        </w:tabs>
+        <w:ind w:left="4320" w:hanging="360"/>
+      </w:pPr>
+      <w:rPr>
+        <w:rFonts w:ascii="Wingdings" w:hAnsi="Wingdings" w:hint="default"/>
+        <w:sz w:val="20"/>
+      </w:rPr>
+    </w:lvl>
+    <w:lvl w:ilvl="6" w:tentative="1">
+      <w:start w:val="1"/>
+      <w:numFmt w:val="bullet"/>
+      <w:lvlText w:val=""/>
+      <w:lvlJc w:val="left"/>
+      <w:pPr>
+        <w:tabs>
+          <w:tab w:val="num" w:pos="5040"/>
+        </w:tabs>
+        <w:ind w:left="5040" w:hanging="360"/>
+      </w:pPr>
+      <w:rPr>
+        <w:rFonts w:ascii="Wingdings" w:hAnsi="Wingdings" w:hint="default"/>
+        <w:sz w:val="20"/>
+      </w:rPr>
+    </w:lvl>
+    <w:lvl w:ilvl="7" w:tentative="1">
+      <w:start w:val="1"/>
+      <w:numFmt w:val="bullet"/>
+      <w:lvlText w:val=""/>
+      <w:lvlJc w:val="left"/>
+      <w:pPr>
+        <w:tabs>
+          <w:tab w:val="num" w:pos="5760"/>
+        </w:tabs>
+        <w:ind w:left="5760" w:hanging="360"/>
+      </w:pPr>
+      <w:rPr>
+        <w:rFonts w:ascii="Wingdings" w:hAnsi="Wingdings" w:hint="default"/>
+        <w:sz w:val="20"/>
+      </w:rPr>
+    </w:lvl>
+    <w:lvl w:ilvl="8" w:tentative="1">
+      <w:start w:val="1"/>
+      <w:numFmt w:val="bullet"/>
+      <w:lvlText w:val=""/>
+      <w:lvlJc w:val="left"/>
+      <w:pPr>
+        <w:tabs>
+          <w:tab w:val="num" w:pos="6480"/>
+        </w:tabs>
+        <w:ind w:left="6480" w:hanging="360"/>
+      </w:pPr>
+      <w:rPr>
+        <w:rFonts w:ascii="Wingdings" w:hAnsi="Wingdings" w:hint="default"/>
+        <w:sz w:val="20"/>
+      </w:rPr>
+    </w:lvl>
+  </w:abstractNum>
+  <w:abstractNum w:abstractNumId="1" w15:restartNumberingAfterBreak="0">
     <w:nsid w:val="79410491"/>
     <w:multiLevelType w:val="hybridMultilevel"/>
     <w:tmpl w:val="BEF6714C"/>
@@ -4121,10 +4386,13 @@
     </w:lvl>
   </w:abstractNum>
   <w:num w:numId="1" w16cid:durableId="446386660">
-    <w:abstractNumId w:val="0"/>
+    <w:abstractNumId w:val="1"/>
     <w:lvlOverride w:ilvl="0">
       <w:startOverride w:val="1"/>
     </w:lvlOverride>
+  </w:num>
+  <w:num w:numId="2" w16cid:durableId="2121103073">
+    <w:abstractNumId w:val="0"/>
   </w:num>
 </w:numbering>
 </file>
@@ -4716,6 +4984,32 @@
       <w:bCs/>
     </w:rPr>
   </w:style>
+  <w:style w:type="paragraph" w:customStyle="1" w:styleId="font-claude-response-body">
+    <w:name w:val="font-claude-response-body"/>
+    <w:basedOn w:val="Normal"/>
+    <w:rsid w:val="004553C1"/>
+    <w:pPr>
+      <w:spacing w:before="100" w:beforeAutospacing="1" w:after="100" w:afterAutospacing="1"/>
+    </w:pPr>
+    <w:rPr>
+      <w:rFonts w:ascii="Times New Roman" w:eastAsia="Times New Roman" w:hAnsi="Times New Roman" w:cs="Times New Roman"/>
+      <w:sz w:val="24"/>
+      <w:szCs w:val="24"/>
+    </w:rPr>
+  </w:style>
+  <w:style w:type="paragraph" w:customStyle="1" w:styleId="whitespace-normal">
+    <w:name w:val="whitespace-normal"/>
+    <w:basedOn w:val="Normal"/>
+    <w:rsid w:val="004553C1"/>
+    <w:pPr>
+      <w:spacing w:before="100" w:beforeAutospacing="1" w:after="100" w:afterAutospacing="1"/>
+    </w:pPr>
+    <w:rPr>
+      <w:rFonts w:ascii="Times New Roman" w:eastAsia="Times New Roman" w:hAnsi="Times New Roman" w:cs="Times New Roman"/>
+      <w:sz w:val="24"/>
+      <w:szCs w:val="24"/>
+    </w:rPr>
+  </w:style>
 </w:styles>
 </file>
 

--- a/knowledge commons/Aruvi_Competency_Mapping_Constitutions_V1.1.docx
+++ b/knowledge commons/Aruvi_Competency_Mapping_Constitutions_V1.1.docx
@@ -1316,17 +1316,11 @@
               <w:spacing w:before="40" w:after="40"/>
             </w:pPr>
             <w:r>
-              <w:rPr>
-                <w:rFonts w:cs="Arial"/>
-              </w:rPr>
-              <w:t xml:space="preserve">The system MUST assign Weight 1 (Present) ONLY IF both conditions are satisfied: the chapter includes at least one explicitly designated structural element -- a textbook </w:t>
-            </w:r>
-            <w:r>
-              <w:rPr>
-                <w:rFonts w:cs="Arial"/>
-              </w:rPr>
+              <w:t xml:space="preserve">The system MUST assign Weight 1 (Present) ONLY IF the chapter contains at least one named structural element — a subsection, sidebar, or designated passage — whose </w:t>
+            </w:r>
+            <w:r>
               <w:lastRenderedPageBreak/>
-              <w:t>exercise, guided question, or student task -- organised around this competency; AND that structural element does not constitute a dedicated section or architecturally distinct activity block. Weight 1 is assigned when the competency is genuinely taught through a single activity or question but is not sustained across a dedicated section.</w:t>
+              <w:t>primary subject is this competency, AND that element does not constitute a dedicated section or architecturally distinct activity block.</w:t>
             </w:r>
           </w:p>
         </w:tc>

--- a/knowledge commons/Aruvi_Competency_Mapping_Constitutions_V1.1.docx
+++ b/knowledge commons/Aruvi_Competency_Mapping_Constitutions_V1.1.docx
@@ -1320,7 +1320,16 @@
             </w:r>
             <w:r>
               <w:lastRenderedPageBreak/>
-              <w:t>primary subject is this competency, AND that element does not constitute a dedicated section or architecturally distinct activity block.</w:t>
+              <w:t xml:space="preserve">primary subject is this competency </w:t>
+            </w:r>
+            <w:r>
+              <w:rPr>
+                <w:rStyle w:val="Strong"/>
+              </w:rPr>
+              <w:t>and whose content requires the student to perform a cognitive operation on it</w:t>
+            </w:r>
+            <w:r>
+              <w:t>, AND that element does not constitute a dedicated section or architecturally distinct activity block.</w:t>
             </w:r>
           </w:p>
         </w:tc>
